--- a/docs/reference/2026-jun-aug/01-practices-checkpoints.md.docx
+++ b/docs/reference/2026-jun-aug/01-practices-checkpoints.md.docx
@@ -7,7 +7,7 @@
         <w:pStyle w:val="Heading1"/>
         <w:rPr/>
       </w:pPr>
-      <w:bookmarkStart w:colFirst="0" w:colLast="0" w:name="_98yttn8bdugg" w:id="0"/>
+      <w:bookmarkStart w:colFirst="0" w:colLast="0" w:name="_cw4pr4ky6n4t" w:id="0"/>
       <w:bookmarkEnd w:id="0"/>
       <w:r>
         <w:rPr>
@@ -46,7 +46,7 @@
         <w:pStyle w:val="Heading2"/>
         <w:rPr/>
       </w:pPr>
-      <w:bookmarkStart w:colFirst="0" w:colLast="0" w:name="_p4tks3q5hdo1" w:id="1"/>
+      <w:bookmarkStart w:colFirst="0" w:colLast="0" w:name="_itevsrs3900e" w:id="1"/>
       <w:bookmarkEnd w:id="1"/>
       <w:r>
         <w:rPr>
@@ -580,7 +580,7 @@
         <w:pStyle w:val="Heading2"/>
         <w:rPr/>
       </w:pPr>
-      <w:bookmarkStart w:colFirst="0" w:colLast="0" w:name="_opiimnvg3ytc" w:id="2"/>
+      <w:bookmarkStart w:colFirst="0" w:colLast="0" w:name="_fus1kdrcezst" w:id="2"/>
       <w:bookmarkEnd w:id="2"/>
       <w:r>
         <w:rPr>
@@ -1116,7 +1116,7 @@
         <w:pStyle w:val="Heading2"/>
         <w:rPr/>
       </w:pPr>
-      <w:bookmarkStart w:colFirst="0" w:colLast="0" w:name="_40wjh77q1ocr" w:id="3"/>
+      <w:bookmarkStart w:colFirst="0" w:colLast="0" w:name="_kakpmw13zdoq" w:id="3"/>
       <w:bookmarkEnd w:id="3"/>
       <w:r>
         <w:rPr>
@@ -2190,7 +2190,7 @@
         <w:pStyle w:val="Heading2"/>
         <w:rPr/>
       </w:pPr>
-      <w:bookmarkStart w:colFirst="0" w:colLast="0" w:name="_oo6tbhmtbwuy" w:id="4"/>
+      <w:bookmarkStart w:colFirst="0" w:colLast="0" w:name="_cfi1hjsxscz5" w:id="4"/>
       <w:bookmarkEnd w:id="4"/>
       <w:r>
         <w:rPr>
@@ -2874,7 +2874,7 @@
         <w:pStyle w:val="Heading2"/>
         <w:rPr/>
       </w:pPr>
-      <w:bookmarkStart w:colFirst="0" w:colLast="0" w:name="_cbnnitdt7ph8" w:id="5"/>
+      <w:bookmarkStart w:colFirst="0" w:colLast="0" w:name="_rd7mokuvxq41" w:id="5"/>
       <w:bookmarkEnd w:id="5"/>
       <w:r>
         <w:rPr>
@@ -2890,6 +2890,7 @@
           <w:numId w:val="1"/>
         </w:numPr>
         <w:ind w:left="720" w:hanging="360"/>
+        <w:rPr/>
       </w:pPr>
       <w:r>
         <w:rPr>
@@ -2905,6 +2906,7 @@
           <w:numId w:val="1"/>
         </w:numPr>
         <w:ind w:left="720" w:hanging="360"/>
+        <w:rPr/>
       </w:pPr>
       <w:r>
         <w:rPr>
@@ -2920,6 +2922,7 @@
           <w:numId w:val="1"/>
         </w:numPr>
         <w:ind w:left="720" w:hanging="360"/>
+        <w:rPr/>
       </w:pPr>
       <w:r>
         <w:rPr>
@@ -2949,6 +2952,7 @@
           <w:numId w:val="1"/>
         </w:numPr>
         <w:ind w:left="720" w:hanging="360"/>
+        <w:rPr/>
       </w:pPr>
       <w:r>
         <w:rPr>
@@ -2976,7 +2980,7 @@
         <w:pStyle w:val="Heading2"/>
         <w:rPr/>
       </w:pPr>
-      <w:bookmarkStart w:colFirst="0" w:colLast="0" w:name="_kf3h8g51x225" w:id="6"/>
+      <w:bookmarkStart w:colFirst="0" w:colLast="0" w:name="_gozdyef0qoep" w:id="6"/>
       <w:bookmarkEnd w:id="6"/>
       <w:r>
         <w:rPr>
@@ -2992,6 +2996,7 @@
           <w:numId w:val="1"/>
         </w:numPr>
         <w:ind w:left="720" w:hanging="360"/>
+        <w:rPr/>
       </w:pPr>
       <w:r>
         <w:rPr>
@@ -3029,6 +3034,7 @@
           <w:numId w:val="1"/>
         </w:numPr>
         <w:ind w:left="720" w:hanging="360"/>
+        <w:rPr/>
       </w:pPr>
       <w:r>
         <w:rPr>
@@ -3079,6 +3085,7 @@
           <w:numId w:val="1"/>
         </w:numPr>
         <w:ind w:left="720" w:hanging="360"/>
+        <w:rPr/>
       </w:pPr>
       <w:r>
         <w:rPr>
@@ -3102,6 +3109,7 @@
           <w:numId w:val="1"/>
         </w:numPr>
         <w:ind w:left="720" w:hanging="360"/>
+        <w:rPr/>
       </w:pPr>
       <w:r>
         <w:rPr>
@@ -3125,6 +3133,7 @@
           <w:numId w:val="1"/>
         </w:numPr>
         <w:ind w:left="720" w:hanging="360"/>
+        <w:rPr/>
       </w:pPr>
       <w:r>
         <w:rPr>
@@ -3148,6 +3157,7 @@
           <w:numId w:val="1"/>
         </w:numPr>
         <w:ind w:left="720" w:hanging="360"/>
+        <w:rPr/>
       </w:pPr>
       <w:r>
         <w:rPr>
@@ -3171,6 +3181,7 @@
           <w:numId w:val="1"/>
         </w:numPr>
         <w:ind w:left="720" w:hanging="360"/>
+        <w:rPr/>
       </w:pPr>
       <w:r>
         <w:rPr>
@@ -3193,6 +3204,7 @@
           <w:numId w:val="1"/>
         </w:numPr>
         <w:ind w:left="720" w:hanging="360"/>
+        <w:rPr/>
       </w:pPr>
       <w:r>
         <w:rPr>
